--- a/05_Website_Angular/docs/ResumeMatch-PH-Complete-Documentation.docx
+++ b/05_Website_Angular/docs/ResumeMatch-PH-Complete-Documentation.docx
@@ -654,7 +654,7 @@
                 <w:sz w:val="16"/>
                 <w:szCs w:val="16"/>
               </w:rPr>
-              <w:t xml:space="preserve">The 51 automated tests, continuous integration, manual verification</w:t>
+              <w:t xml:space="preserve">The 56 automated tests, continuous integration, manual verification</w:t>
             </w:r>
           </w:p>
         </w:tc>
@@ -13284,7 +13284,7 @@
           <w:sz w:val="22"/>
           <w:szCs w:val="22"/>
         </w:rPr>
-        <w:t xml:space="preserve">7.1  The 51 automated tests</w:t>
+        <w:t xml:space="preserve">7.1  The 56 automated tests</w:t>
       </w:r>
     </w:p>
     <w:tbl>
@@ -13455,7 +13455,7 @@
                 <w:sz w:val="16"/>
                 <w:szCs w:val="16"/>
               </w:rPr>
-              <w:t xml:space="preserve">29</w:t>
+              <w:t xml:space="preserve">30</w:t>
             </w:r>
           </w:p>
         </w:tc>
@@ -13544,7 +13544,7 @@
                 <w:sz w:val="16"/>
                 <w:szCs w:val="16"/>
               </w:rPr>
-              <w:t xml:space="preserve">22</w:t>
+              <w:t xml:space="preserve">26</w:t>
             </w:r>
           </w:p>
         </w:tc>
@@ -16046,7 +16046,7 @@
           <w:sz w:val="19"/>
           <w:szCs w:val="19"/>
         </w:rPr>
-        <w:t xml:space="preserve">About 11,700 lines across the client and server, excluding dependencies — 18 page components, 12 route files, 18 database tables, and 51 tests.</w:t>
+        <w:t xml:space="preserve">About 11,700 lines across the client and server, excluding dependencies — 18 page components, 12 route files, 18 database tables, and 56 tests.</w:t>
       </w:r>
     </w:p>
     <w:p>
@@ -17419,7 +17419,7 @@
           <w:sz w:val="19"/>
           <w:szCs w:val="19"/>
         </w:rPr>
-        <w:t xml:space="preserve">51 automated tests — 29 on the matching engine and 22 driving the real server over HTTP against a temporary database — running on every code change through continuous integration, plus manual verification of every page at phone and desktop widths in both themes, plus the ISO 25010 evaluation with users.</w:t>
+        <w:t xml:space="preserve">56 automated tests — 30 on the matching engine and 26 driving the real server over HTTP against a temporary database — running on every code change through continuous integration, plus manual verification of every page at phone and desktop widths in both themes, plus the ISO 25010 evaluation with users.</w:t>
       </w:r>
     </w:p>
     <w:p>

--- a/05_Website_Angular/docs/ResumeMatch-PH-Complete-Documentation.docx
+++ b/05_Website_Angular/docs/ResumeMatch-PH-Complete-Documentation.docx
@@ -1135,7 +1135,7 @@
                 <w:sz w:val="16"/>
                 <w:szCs w:val="16"/>
               </w:rPr>
-              <w:t xml:space="preserve">Build, save and manage multiple résumés · pick one of 8 designs · export PDF/Word/text · upload an optional own-format file · browse and save openings · see a match score for every opening · apply · track and withdraw applications · receive alerts for new postings</w:t>
+              <w:t xml:space="preserve">Build, save and manage multiple résumés · pick one of 14 designs · export PDF/Word/text · upload an optional own-format file · browse and save openings · see a match score for every opening · apply · track and withdraw applications · receive alerts for new postings</w:t>
             </w:r>
           </w:p>
         </w:tc>
@@ -14596,7 +14596,7 @@
           <w:sz w:val="17"/>
           <w:szCs w:val="17"/>
         </w:rPr>
-        <w:t xml:space="preserve">         npm test          # 29 engine tests, no database</w:t>
+        <w:t xml:space="preserve">         npm test          # 30 engine tests, no database</w:t>
       </w:r>
       <w:r>
         <w:br/>
@@ -14612,7 +14612,7 @@
           <w:sz w:val="17"/>
           <w:szCs w:val="17"/>
         </w:rPr>
-        <w:t xml:space="preserve">         npm run test:api  # 16 API tests, needs PostgreSQL</w:t>
+        <w:t xml:space="preserve">         npm run test:api  # 37 API tests, needs PostgreSQL</w:t>
       </w:r>
       <w:r>
         <w:br/>
@@ -17922,7 +17922,7 @@
           <w:sz w:val="19"/>
           <w:szCs w:val="19"/>
         </w:rPr>
-        <w:t xml:space="preserve">Answer from your own experience rather than reciting. Good honest candidates: keeping the demo adapter behaviourally identical to the server so the demonstration is not a lie; making all eight designs survive both the screen and the printed page; and getting the theme applied before first paint without violating the Content Security Policy.</w:t>
+        <w:t xml:space="preserve">Answer from your own experience rather than reciting. Good honest candidates: keeping the demo adapter behaviourally identical to the server so the demonstration is not a lie; making all fourteen designs survive both the screen and the printed page; and getting the theme applied before first paint without violating the Content Security Policy.</w:t>
       </w:r>
     </w:p>
     <w:p>

--- a/05_Website_Angular/docs/ResumeMatch-PH-Complete-Documentation.docx
+++ b/05_Website_Angular/docs/ResumeMatch-PH-Complete-Documentation.docx
@@ -2493,7 +2493,7 @@
           <w:sz w:val="19"/>
           <w:szCs w:val="19"/>
         </w:rPr>
-        <w:t xml:space="preserve">Eight visual designs — Classic, Modern, Minimal, Executive, Banner, Split, Bar, Categorized</w:t>
+        <w:t xml:space="preserve">Fourteen visual designs — Classic, Modern, Minimal, Executive, Banner, Split, Bar, Rail, Traditional, Clean, Compact, Senior, Graduate, Technical</w:t>
       </w:r>
     </w:p>
     <w:p>

--- a/05_Website_Angular/docs/ResumeMatch-PH-Complete-Documentation.docx
+++ b/05_Website_Angular/docs/ResumeMatch-PH-Complete-Documentation.docx
@@ -94,7 +94,7 @@
           <w:sz w:val="19"/>
           <w:szCs w:val="19"/>
         </w:rPr>
-        <w:t xml:space="preserve">School of Computing, Holy Angel University · Pilot partner: Royce Hotel and Casino, Clark Freeport Zone</w:t>
+        <w:t xml:space="preserve">School of Computing, Holy Angel University · Pilot partner: Clark Outsourcing, Clark Freeport Zone</w:t>
       </w:r>
     </w:p>
     <w:p>
@@ -1135,7 +1135,7 @@
                 <w:sz w:val="16"/>
                 <w:szCs w:val="16"/>
               </w:rPr>
-              <w:t xml:space="preserve">Build, save and manage multiple résumés · pick one of 14 designs · export PDF/Word/text · upload an optional own-format file · browse and save openings · see a match score for every opening · apply · track and withdraw applications · receive alerts for new postings</w:t>
+              <w:t xml:space="preserve">Build, save and manage multiple résumés · pick one of 8 designs · export PDF/Word/text · upload an optional own-format file · browse and save openings · see a match score for every opening · apply · track and withdraw applications · receive alerts for new postings</w:t>
             </w:r>
           </w:p>
         </w:tc>
@@ -1334,7 +1334,7 @@
           <w:sz w:val="19"/>
           <w:szCs w:val="19"/>
         </w:rPr>
-        <w:t xml:space="preserve">The administrator exists because recruiter access cannot be self-service — anyone could otherwise claim to work for Royce and see real applicants. It is a governance role, not a fourth user group, which is why it has no respondent group in the evaluation.</w:t>
+        <w:t xml:space="preserve">The administrator exists because recruiter access cannot be self-service — anyone could otherwise claim to work for Clark Outsourcing and see real applicants. It is a governance role, not a fourth user group, which is why it has no respondent group in the evaluation.</w:t>
       </w:r>
     </w:p>
     <w:p>
@@ -2493,7 +2493,7 @@
           <w:sz w:val="19"/>
           <w:szCs w:val="19"/>
         </w:rPr>
-        <w:t xml:space="preserve">Fourteen visual designs — Classic, Modern, Minimal, Executive, Banner, Split, Bar, Rail, Traditional, Clean, Compact, Senior, Graduate, Technical</w:t>
+        <w:t xml:space="preserve">Eight visual designs — Classic, Modern, Minimal, Executive, Banner, Split, Bar, Categorized</w:t>
       </w:r>
     </w:p>
     <w:p>
@@ -7483,7 +7483,7 @@
                 <w:sz w:val="16"/>
                 <w:szCs w:val="16"/>
               </w:rPr>
-              <w:t xml:space="preserve">--gold #AD7F2C, --gold-deep, --gold-bright, --gold-wash, --gold-line — Royce gold</w:t>
+              <w:t xml:space="preserve">--accent #C1272D, --accent-deep, --accent-bright, --accent-wash, --accent-line — Clark Outsourcing red</w:t>
             </w:r>
           </w:p>
         </w:tc>
@@ -8001,7 +8001,7 @@
           <w:sz w:val="19"/>
           <w:szCs w:val="19"/>
         </w:rPr>
-        <w:t xml:space="preserve">Focus is always visible: a gold two-pixel outline on :focus-visible.</w:t>
+        <w:t xml:space="preserve">Focus is always visible: a two-pixel outline in the partner red on :focus-visible.</w:t>
       </w:r>
     </w:p>
     <w:p>
@@ -12930,7 +12930,7 @@
           <w:sz w:val="19"/>
           <w:szCs w:val="19"/>
         </w:rPr>
-        <w:t xml:space="preserve">This ordering assumes a degree always outranks a vocational qualification. For Philippine hospitality roles that may be wrong — a TESDA NC II in housekeeping can be more relevant than a bachelor's degree. We are asking Royce's HR directly. If they contradict the ordering, that is a finding worth reporting, not a bug to hide.</w:t>
+        <w:t xml:space="preserve">This ordering assumes a degree always outranks a vocational qualification. For Philippine outsourcing roles that may be wrong — a TESDA National Certificate in contact centre services can be more relevant than a bachelor's degree in an unrelated field. We are asking Clark Outsourcing's HR directly. If they contradict the ordering, that is a finding worth reporting, not a bug to hide.</w:t>
       </w:r>
     </w:p>
     <w:p>
@@ -13037,7 +13037,7 @@
           <w:sz w:val="17"/>
           <w:szCs w:val="17"/>
         </w:rPr>
-        <w:t xml:space="preserve">skillNorm("Front Desk") → "frontoffice"</w:t>
+        <w:t xml:space="preserve">skillNorm("CSR")        → "customerservice"  (alias)</w:t>
       </w:r>
       <w:r>
         <w:br/>
@@ -13053,7 +13053,7 @@
           <w:sz w:val="17"/>
           <w:szCs w:val="17"/>
         </w:rPr>
-        <w:t xml:space="preserve">skillNorm("F&amp;B")        → "foodandbeverage"</w:t>
+        <w:t xml:space="preserve">skillNorm("Data Encoding") → "dataentry"     (alias)</w:t>
       </w:r>
     </w:p>
     <w:p>
@@ -13071,7 +13071,7 @@
           <w:sz w:val="19"/>
           <w:szCs w:val="19"/>
         </w:rPr>
-        <w:t xml:space="preserve">The table covers technology, hospitality terms drawn from the pilot partner's world, and general workplace skills. It contains genuine synonyms only. "Java" is never folded into "JavaScript", and a dedicated test enforces that conservatism — so no applicant is ever credited with a skill they did not claim.</w:t>
+        <w:t xml:space="preserve">The table covers technology, back-office and outsourcing terms drawn from the pilot partner's world, and general workplace skills. It contains genuine synonyms only. "Java" is never folded into "JavaScript", and a dedicated test enforces that conservatism — so no applicant is ever credited with a skill they did not claim.</w:t>
       </w:r>
     </w:p>
     <w:p>
@@ -14596,7 +14596,7 @@
           <w:sz w:val="17"/>
           <w:szCs w:val="17"/>
         </w:rPr>
-        <w:t xml:space="preserve">         npm test          # 30 engine tests, no database</w:t>
+        <w:t xml:space="preserve">         npm test          # 29 engine tests, no database</w:t>
       </w:r>
       <w:r>
         <w:br/>
@@ -14612,7 +14612,7 @@
           <w:sz w:val="17"/>
           <w:szCs w:val="17"/>
         </w:rPr>
-        <w:t xml:space="preserve">         npm run test:api  # 37 API tests, needs PostgreSQL</w:t>
+        <w:t xml:space="preserve">         npm run test:api  # 16 API tests, needs PostgreSQL</w:t>
       </w:r>
       <w:r>
         <w:br/>
@@ -14843,7 +14843,7 @@
           <w:sz w:val="19"/>
           <w:szCs w:val="19"/>
         </w:rPr>
-        <w:t xml:space="preserve">Job seekers with little or no experience writing a résumé — students about to graduate, fresh graduates, and career changers — and the HR, recruitment and talent acquisition staff of partner companies. Royce Hotel and Casino in Clark Freeport Zone is our pilot partner.</w:t>
+        <w:t xml:space="preserve">Job seekers with little or no experience writing a résumé — students about to graduate, fresh graduates, and career changers — and the HR, recruitment and talent acquisition staff of partner companies. Clark Outsourcing in the Clark Freeport Zone is our pilot partner.</w:t>
       </w:r>
     </w:p>
     <w:p>
@@ -14875,7 +14875,7 @@
           <w:sz w:val="20"/>
           <w:szCs w:val="20"/>
         </w:rPr>
-        <w:t xml:space="preserve">Why Royce Hotel and Casino?</w:t>
+        <w:t xml:space="preserve">Why Clark Outsourcing?</w:t>
       </w:r>
     </w:p>
     <w:p>
@@ -14894,7 +14894,7 @@
           <w:sz w:val="19"/>
           <w:szCs w:val="19"/>
         </w:rPr>
-        <w:t xml:space="preserve">They hire continuously across many distinct departments — housekeeping, food and beverage, front office, kitchen, engineering, gaming — which makes them a good test of department-based routing and of matching across very different skill sets. They also hire fresh graduates, which is our target user.</w:t>
+        <w:t xml:space="preserve">They hire continuously across many distinct departments — customer support, finance and accounting, administration, information technology, digital marketing and healthcare support — which makes them a good test of department-based routing and of matching across very different skill sets. They also hire fresh graduates, which is our target user.</w:t>
       </w:r>
     </w:p>
     <w:p>
@@ -15180,7 +15180,7 @@
           <w:sz w:val="19"/>
           <w:szCs w:val="19"/>
         </w:rPr>
-        <w:t xml:space="preserve">Skills carry most weight because they are the most direct evidence someone can do the specific job; education and experience are proxies for capability rather than capability itself. We split the remainder evenly rather than invent a distinction we could not defend. They are reasoned starting values, not an empirical result — which is why they live in a database configuration row and why we are collecting the same allocation from Royce's HR to compare against.</w:t>
+        <w:t xml:space="preserve">Skills carry most weight because they are the most direct evidence someone can do the specific job; education and experience are proxies for capability rather than capability itself. We split the remainder evenly rather than invent a distinction we could not defend. They are reasoned starting values, not an empirical result — which is why they live in a database configuration row and why we are collecting the same allocation from Clark Outsourcing's HR to compare against.</w:t>
       </w:r>
     </w:p>
     <w:p>
@@ -15416,7 +15416,7 @@
           <w:sz w:val="19"/>
           <w:szCs w:val="19"/>
         </w:rPr>
-        <w:t xml:space="preserve">We are asking Royce whether they count OJT and practicum as experience. If they do, that is the evidence to fold it in — and we would rather change a published formula on partner data than on our own hunch.</w:t>
+        <w:t xml:space="preserve">We are asking Clark Outsourcing whether they count OJT and practicum as experience. If they do, that is the evidence to fold it in — and we would rather change a published formula on partner data than on our own hunch.</w:t>
       </w:r>
     </w:p>
     <w:p>
@@ -17871,7 +17871,7 @@
           <w:sz w:val="19"/>
           <w:szCs w:val="19"/>
         </w:rPr>
-        <w:t xml:space="preserve">The Scope says development ends with the project and no maintenance follows, which is the honest position for a student project. Whether Royce wishes to continue using it is something we are asking them directly.</w:t>
+        <w:t xml:space="preserve">The Scope says development ends with the project and no maintenance follows, which is the honest position for a student project. Whether Clark Outsourcing wishes to continue using it is something we are asking them directly.</w:t>
       </w:r>
     </w:p>
     <w:p>
@@ -17922,7 +17922,7 @@
           <w:sz w:val="19"/>
           <w:szCs w:val="19"/>
         </w:rPr>
-        <w:t xml:space="preserve">Answer from your own experience rather than reciting. Good honest candidates: keeping the demo adapter behaviourally identical to the server so the demonstration is not a lie; making all fourteen designs survive both the screen and the printed page; and getting the theme applied before first paint without violating the Content Security Policy.</w:t>
+        <w:t xml:space="preserve">Answer from your own experience rather than reciting. Good honest candidates: keeping the demo adapter behaviourally identical to the server so the demonstration is not a lie; making all eight designs survive both the screen and the printed page; and getting the theme applied before first paint without violating the Content Security Policy.</w:t>
       </w:r>
     </w:p>
     <w:p>
@@ -18484,7 +18484,7 @@
                 <w:sz w:val="16"/>
                 <w:szCs w:val="16"/>
               </w:rPr>
-              <w:t xml:space="preserve">May be wrong for Philippine hospitality. We are asking Royce directly; a contradiction is a finding.</w:t>
+              <w:t xml:space="preserve">May be wrong for Philippine outsourcing. We are asking Clark Outsourcing directly; a contradiction is a finding.</w:t>
             </w:r>
           </w:p>
         </w:tc>

--- a/05_Website_Angular/docs/ResumeMatch-PH-Complete-Documentation.docx
+++ b/05_Website_Angular/docs/ResumeMatch-PH-Complete-Documentation.docx
@@ -8114,7 +8114,7 @@
           <w:sz w:val="22"/>
           <w:szCs w:val="22"/>
         </w:rPr>
-        <w:t xml:space="preserve">4.1  The API surface — all 45 endpoints</w:t>
+        <w:t>4.1  The API surface — all 55 endpoints</w:t>
       </w:r>
     </w:p>
     <w:p>
@@ -8570,7 +8570,7 @@
                 <w:sz w:val="16"/>
                 <w:szCs w:val="16"/>
               </w:rPr>
-              <w:t xml:space="preserve">apply · mine · ranked · set-status · withdraw · invite</w:t>
+              <w:t>apply · mine · ranked · set-status · withdraw · invite · history · notes · note-add · note-delete</w:t>
             </w:r>
           </w:p>
         </w:tc>
@@ -8599,7 +8599,7 @@
                 <w:sz w:val="16"/>
                 <w:szCs w:val="16"/>
               </w:rPr>
-              <w:t xml:space="preserve">apply/mine/withdraw are seeker-only and own-only; ranked/set-status/invite are recruiter-only and company-scoped</w:t>
+              <w:t>apply/mine/withdraw are seeker-only and own-only; ranked/set-status/invite are recruiter-only and company-scoped. The three note routes are recruiter-only on every path — the applicant has no endpoint that returns a screening note</w:t>
             </w:r>
           </w:p>
         </w:tc>
@@ -11337,7 +11337,7 @@
                 <w:sz w:val="16"/>
                 <w:szCs w:val="16"/>
               </w:rPr>
-              <w:t xml:space="preserve">Join table</w:t>
+              <w:t>Join table. Also records when each skill first appeared, and which entry on the résumé the applicant said it came from</w:t>
             </w:r>
           </w:p>
         </w:tc>
@@ -11871,7 +11871,7 @@
                 <w:sz w:val="16"/>
                 <w:szCs w:val="16"/>
               </w:rPr>
-              <w:t xml:space="preserve">The audit trail — who changed what, when</w:t>
+              <w:t>The audit trail — who changed what, when, and on a rejection the reason code</w:t>
             </w:r>
           </w:p>
         </w:tc>
@@ -12050,6 +12050,95 @@
                 <w:szCs w:val="16"/>
               </w:rPr>
               <w:t xml:space="preserve">Configuration, not code — this is what makes them tunable</w:t>
+            </w:r>
+          </w:p>
+        </w:tc>
+      </w:tr>
+      <w:tr>
+        <w:tc>
+          <w:tcPr>
+            <w:tcW w:type="dxa" w:w="2059"/>
+            <w:tcMar>
+              <w:top w:type="dxa" w:w="80"/>
+              <w:left w:type="dxa" w:w="105"/>
+              <w:bottom w:type="dxa" w:w="80"/>
+              <w:right w:type="dxa" w:w="105"/>
+            </w:tcMar>
+          </w:tcPr>
+          <w:p>
+            <w:pPr>
+              <w:spacing w:after="0" w:before="0" w:line="255"/>
+            </w:pPr>
+            <w:r>
+              <w:rPr>
+                <w:rFonts w:ascii="Arial" w:cs="Arial" w:eastAsia="Arial" w:hAnsi="Arial"/>
+                <w:b w:val="false"/>
+                <w:bCs w:val="false"/>
+                <w:i w:val="false"/>
+                <w:iCs w:val="false"/>
+                <w:color w:val="333333"/>
+                <w:sz w:val="16"/>
+                <w:szCs w:val="16"/>
+              </w:rPr>
+              <w:t>application_notes</w:t>
+            </w:r>
+          </w:p>
+        </w:tc>
+        <w:tc>
+          <w:tcPr>
+            <w:tcW w:type="dxa" w:w="3182"/>
+            <w:tcMar>
+              <w:top w:type="dxa" w:w="80"/>
+              <w:left w:type="dxa" w:w="105"/>
+              <w:bottom w:type="dxa" w:w="80"/>
+              <w:right w:type="dxa" w:w="105"/>
+            </w:tcMar>
+          </w:tcPr>
+          <w:p>
+            <w:pPr>
+              <w:spacing w:after="0" w:before="0" w:line="255"/>
+            </w:pPr>
+            <w:r>
+              <w:rPr>
+                <w:rFonts w:ascii="Arial" w:cs="Arial" w:eastAsia="Arial" w:hAnsi="Arial"/>
+                <w:b w:val="false"/>
+                <w:bCs w:val="false"/>
+                <w:i w:val="false"/>
+                <w:iCs w:val="false"/>
+                <w:color w:val="333333"/>
+                <w:sz w:val="16"/>
+                <w:szCs w:val="16"/>
+              </w:rPr>
+              <w:t>A recruiter’s working notes on one application</w:t>
+            </w:r>
+          </w:p>
+        </w:tc>
+        <w:tc>
+          <w:tcPr>
+            <w:tcW w:type="dxa" w:w="4119"/>
+            <w:tcMar>
+              <w:top w:type="dxa" w:w="80"/>
+              <w:left w:type="dxa" w:w="105"/>
+              <w:bottom w:type="dxa" w:w="80"/>
+              <w:right w:type="dxa" w:w="105"/>
+            </w:tcMar>
+          </w:tcPr>
+          <w:p>
+            <w:pPr>
+              <w:spacing w:after="0" w:before="0" w:line="255"/>
+            </w:pPr>
+            <w:r>
+              <w:rPr>
+                <w:rFonts w:ascii="Arial" w:cs="Arial" w:eastAsia="Arial" w:hAnsi="Arial"/>
+                <w:b w:val="false"/>
+                <w:bCs w:val="false"/>
+                <w:i w:val="false"/>
+                <w:iCs w:val="false"/>
+                <w:color w:val="333333"/>
+                <w:sz w:val="16"/>
+                <w:szCs w:val="16"/>
+              </w:rPr>
+              <w:t>Internal to the employer’s own staff; no route returns them to the applicant</w:t>
             </w:r>
           </w:p>
         </w:tc>
@@ -12142,7 +12231,7 @@
           <w:sz w:val="19"/>
           <w:szCs w:val="19"/>
         </w:rPr>
-        <w:t xml:space="preserve">A score is a function of a résumé and a posting, both of which can change afterwards. Storing the score at the moment of applying means the study can report what the applicant actually saw, and a recruiter cannot be confused by a number that silently moved after the fact.</w:t>
+        <w:t>A score is a function of a résumé and a posting, both of which can change afterwards. Storing the score at the moment of applying means the study can report what the applicant actually saw. It is also what the recruiter’s ranked list sorts on, so neither an edited résumé nor a retuned posting can reorder a shortlist that has already been worked. The live score is still computed when that list is drawn — but only to report the difference, which the screen labels rather than acts on.</w:t>
       </w:r>
     </w:p>
     <w:p>
@@ -12281,103 +12370,17 @@
           <w:sz w:val="17"/>
           <w:szCs w:val="17"/>
         </w:rPr>
-        <w:t xml:space="preserve">Score = ( S × 0.50  +  E × 0.25  +  X × 0.25 ) × 100</w:t>
-      </w:r>
-      <w:r>
+        <w:t>Score = ( S × 0.50  +  E × 0.25  +  X × 0.25 ) × 100</w:t>
         <w:br/>
-      </w:r>
-      <w:r>
-        <w:rPr>
-          <w:rFonts w:ascii="Consolas" w:cs="Consolas" w:eastAsia="Consolas" w:hAnsi="Consolas"/>
-          <w:b w:val="false"/>
-          <w:bCs w:val="false"/>
-          <w:i w:val="false"/>
-          <w:iCs w:val="false"/>
-          <w:color w:val="1A1A1A"/>
-          <w:sz w:val="17"/>
-          <w:szCs w:val="17"/>
-        </w:rPr>
-        <w:t xml:space="preserve"/>
-      </w:r>
-      <w:r>
         <w:br/>
-      </w:r>
-      <w:r>
-        <w:rPr>
-          <w:rFonts w:ascii="Consolas" w:cs="Consolas" w:eastAsia="Consolas" w:hAnsi="Consolas"/>
-          <w:b w:val="false"/>
-          <w:bCs w:val="false"/>
-          <w:i w:val="false"/>
-          <w:iCs w:val="false"/>
-          <w:color w:val="1A1A1A"/>
-          <w:sz w:val="17"/>
-          <w:szCs w:val="17"/>
-        </w:rPr>
-        <w:t xml:space="preserve">S = matched required skills ÷ total required skills</w:t>
-      </w:r>
-      <w:r>
+        <w:t>S = ( matched − unsourced × 0.5 ) ÷ total required skills</w:t>
         <w:br/>
-      </w:r>
-      <w:r>
-        <w:rPr>
-          <w:rFonts w:ascii="Consolas" w:cs="Consolas" w:eastAsia="Consolas" w:hAnsi="Consolas"/>
-          <w:b w:val="false"/>
-          <w:bCs w:val="false"/>
-          <w:i w:val="false"/>
-          <w:iCs w:val="false"/>
-          <w:color w:val="1A1A1A"/>
-          <w:sz w:val="17"/>
-          <w:szCs w:val="17"/>
-        </w:rPr>
-        <w:t xml:space="preserve">E = min(1.0, applicant education rank ÷ required rank)</w:t>
-      </w:r>
-      <w:r>
+        <w:t>E = min(1.0, applicant education rank ÷ required rank)</w:t>
         <w:br/>
-      </w:r>
-      <w:r>
-        <w:rPr>
-          <w:rFonts w:ascii="Consolas" w:cs="Consolas" w:eastAsia="Consolas" w:hAnsi="Consolas"/>
-          <w:b w:val="false"/>
-          <w:bCs w:val="false"/>
-          <w:i w:val="false"/>
-          <w:iCs w:val="false"/>
-          <w:color w:val="1A1A1A"/>
-          <w:sz w:val="17"/>
-          <w:szCs w:val="17"/>
-        </w:rPr>
-        <w:t xml:space="preserve">X = min(1.0, applicant months ÷ required months)</w:t>
-      </w:r>
-      <w:r>
+        <w:t>X = min(1.0, applicant months ÷ required months)</w:t>
         <w:br/>
-      </w:r>
-      <w:r>
-        <w:rPr>
-          <w:rFonts w:ascii="Consolas" w:cs="Consolas" w:eastAsia="Consolas" w:hAnsi="Consolas"/>
-          <w:b w:val="false"/>
-          <w:bCs w:val="false"/>
-          <w:i w:val="false"/>
-          <w:iCs w:val="false"/>
-          <w:color w:val="1A1A1A"/>
-          <w:sz w:val="17"/>
-          <w:szCs w:val="17"/>
-        </w:rPr>
-        <w:t xml:space="preserve"/>
-      </w:r>
-      <w:r>
         <w:br/>
-      </w:r>
-      <w:r>
-        <w:rPr>
-          <w:rFonts w:ascii="Consolas" w:cs="Consolas" w:eastAsia="Consolas" w:hAnsi="Consolas"/>
-          <w:b w:val="false"/>
-          <w:bCs w:val="false"/>
-          <w:i w:val="false"/>
-          <w:iCs w:val="false"/>
-          <w:color w:val="1A1A1A"/>
-          <w:sz w:val="17"/>
-          <w:szCs w:val="17"/>
-        </w:rPr>
-        <w:t xml:space="preserve">rounded half-up to a whole percentage, 0 to 100</w:t>
+        <w:t>rounded half-up to a whole percentage, 0 to 100</w:t>
       </w:r>
     </w:p>
     <w:tbl>
@@ -12849,6 +12852,95 @@
           </w:p>
         </w:tc>
       </w:tr>
+      <w:tr>
+        <w:tc>
+          <w:tcPr>
+            <w:tcW w:type="dxa" w:w="1685"/>
+            <w:tcMar>
+              <w:top w:type="dxa" w:w="80"/>
+              <w:left w:type="dxa" w:w="105"/>
+              <w:bottom w:type="dxa" w:w="80"/>
+              <w:right w:type="dxa" w:w="105"/>
+            </w:tcMar>
+          </w:tcPr>
+          <w:p>
+            <w:pPr>
+              <w:spacing w:after="0" w:before="0" w:line="255"/>
+            </w:pPr>
+            <w:r>
+              <w:rPr>
+                <w:rFonts w:ascii="Arial" w:cs="Arial" w:eastAsia="Arial" w:hAnsi="Arial"/>
+                <w:b w:val="false"/>
+                <w:bCs w:val="false"/>
+                <w:i w:val="false"/>
+                <w:iCs w:val="false"/>
+                <w:color w:val="333333"/>
+                <w:sz w:val="16"/>
+                <w:szCs w:val="16"/>
+              </w:rPr>
+              <w:t>Unsourced skill</w:t>
+            </w:r>
+          </w:p>
+        </w:tc>
+        <w:tc>
+          <w:tcPr>
+            <w:tcW w:type="dxa" w:w="3182"/>
+            <w:tcMar>
+              <w:top w:type="dxa" w:w="80"/>
+              <w:left w:type="dxa" w:w="105"/>
+              <w:bottom w:type="dxa" w:w="80"/>
+              <w:right w:type="dxa" w:w="105"/>
+            </w:tcMar>
+          </w:tcPr>
+          <w:p>
+            <w:pPr>
+              <w:spacing w:after="0" w:before="0" w:line="255"/>
+            </w:pPr>
+            <w:r>
+              <w:rPr>
+                <w:rFonts w:ascii="Arial" w:cs="Arial" w:eastAsia="Arial" w:hAnsi="Arial"/>
+                <w:b w:val="false"/>
+                <w:bCs w:val="false"/>
+                <w:i w:val="false"/>
+                <w:iCs w:val="false"/>
+                <w:color w:val="333333"/>
+                <w:sz w:val="16"/>
+                <w:szCs w:val="16"/>
+              </w:rPr>
+              <w:t>Counts half, never zero</w:t>
+            </w:r>
+          </w:p>
+        </w:tc>
+        <w:tc>
+          <w:tcPr>
+            <w:tcW w:type="dxa" w:w="4493"/>
+            <w:tcMar>
+              <w:top w:type="dxa" w:w="80"/>
+              <w:left w:type="dxa" w:w="105"/>
+              <w:bottom w:type="dxa" w:w="80"/>
+              <w:right w:type="dxa" w:w="105"/>
+            </w:tcMar>
+          </w:tcPr>
+          <w:p>
+            <w:pPr>
+              <w:spacing w:after="0" w:before="0" w:line="255"/>
+            </w:pPr>
+            <w:r>
+              <w:rPr>
+                <w:rFonts w:ascii="Arial" w:cs="Arial" w:eastAsia="Arial" w:hAnsi="Arial"/>
+                <w:b w:val="false"/>
+                <w:bCs w:val="false"/>
+                <w:i w:val="false"/>
+                <w:iCs w:val="false"/>
+                <w:color w:val="333333"/>
+                <w:sz w:val="16"/>
+                <w:szCs w:val="16"/>
+              </w:rPr>
+              <w:t>The builder asks where each skill was used and the answer must point at an entry already on the résumé. A skill nobody can point at is weaker proof, not a lie — and a rule that scored it zero would penalise the self-taught applicant this study exists to help</w:t>
+            </w:r>
+          </w:p>
+        </w:tc>
+      </w:tr>
     </w:tbl>
     <w:p>
       <w:pPr>
@@ -13089,6 +13181,78 @@
           <w:sz w:val="22"/>
           <w:szCs w:val="22"/>
         </w:rPr>
+        <w:t>6.3a  Where a skill came from</w:t>
+      </w:r>
+    </w:p>
+    <w:p>
+      <w:pPr>
+        <w:spacing w:after="110" w:before="0" w:line="285"/>
+      </w:pPr>
+      <w:r>
+        <w:rPr>
+          <w:rFonts w:ascii="Arial" w:cs="Arial" w:eastAsia="Arial" w:hAnsi="Arial"/>
+          <w:b w:val="false"/>
+          <w:bCs w:val="false"/>
+          <w:i w:val="false"/>
+          <w:iCs w:val="false"/>
+          <w:color w:val="1A1A1A"/>
+          <w:sz w:val="19"/>
+          <w:szCs w:val="19"/>
+        </w:rPr>
+        <w:t>A skill on a résumé is a claim, and until this was added the engine treated every claim identically — which is what made the ranking gameable, since every opening publishes the skills it requires. The builder now asks where each skill was used, and the answer must point at an entry already on the applicant’s own résumé: a job, a project, a certification or a course. It is a picker, never free text, so a source cannot be invented in the same keystroke as the skill it justifies.</w:t>
+      </w:r>
+    </w:p>
+    <w:p>
+      <w:pPr>
+        <w:spacing w:after="110" w:before="0" w:line="285"/>
+      </w:pPr>
+      <w:r>
+        <w:rPr>
+          <w:rFonts w:ascii="Arial" w:cs="Arial" w:eastAsia="Arial" w:hAnsi="Arial"/>
+          <w:b w:val="false"/>
+          <w:bCs w:val="false"/>
+          <w:i w:val="false"/>
+          <w:iCs w:val="false"/>
+          <w:color w:val="1A1A1A"/>
+          <w:sz w:val="19"/>
+          <w:szCs w:val="19"/>
+        </w:rPr>
+        <w:t>A matched skill with a source counts in full; one without counts at UNEVIDENCED_CREDIT, which is 0.5. The link is never printed on the résumé — the downloaded document is a flat list of skills exactly as before, so no parser and none of the fourteen designs are affected — and is shown only in the recruiter’s view of the application.</w:t>
+      </w:r>
+    </w:p>
+    <w:p>
+      <w:pPr>
+        <w:spacing w:after="110" w:before="0" w:line="285"/>
+      </w:pPr>
+      <w:r>
+        <w:rPr>
+          <w:rFonts w:ascii="Arial" w:cs="Arial" w:eastAsia="Arial" w:hAnsi="Arial"/>
+          <w:b w:val="false"/>
+          <w:bCs w:val="false"/>
+          <w:i w:val="false"/>
+          <w:iCs w:val="false"/>
+          <w:color w:val="1A1A1A"/>
+          <w:sz w:val="19"/>
+          <w:szCs w:val="19"/>
+        </w:rPr>
+        <w:t>State the limit as readily as the feature: partial credit reduces the payoff for padding a skills list, it does not remove it. On a four-skill opening, an applicant with one real skill who types in the other three moves from 63 to 81 rather than to 100. What prevents padding from working on an application already sent is the frozen ranking score, and what makes it visible is the recruiter’s evidence panel.</w:t>
+      </w:r>
+    </w:p>
+    <w:p>
+      <w:pPr>
+        <w:spacing w:after="110" w:before="260" w:line="290"/>
+      </w:pPr>
+      <w:r>
+        <w:rPr>
+          <w:rFonts w:ascii="Arial" w:cs="Arial" w:eastAsia="Arial" w:hAnsi="Arial"/>
+          <w:b/>
+          <w:bCs/>
+          <w:i w:val="false"/>
+          <w:iCs w:val="false"/>
+          <w:color w:val="1A1A1A"/>
+          <w:sz w:val="22"/>
+          <w:szCs w:val="22"/>
+        </w:rPr>
         <w:t xml:space="preserve">6.4  Client and server parity</w:t>
       </w:r>
     </w:p>
@@ -13194,7 +13358,7 @@
           <w:sz w:val="19"/>
           <w:szCs w:val="19"/>
         </w:rPr>
-        <w:t xml:space="preserve">It does not score certifications, and there is no projects section.</w:t>
+        <w:t>It does not score certifications, projects, languages or references. All four are stored, printed on the résumé and shown to the recruiter; none of them enters the formula.</w:t>
       </w:r>
     </w:p>
     <w:p>
@@ -13284,7 +13448,7 @@
           <w:sz w:val="22"/>
           <w:szCs w:val="22"/>
         </w:rPr>
-        <w:t xml:space="preserve">7.1  The 56 automated tests</w:t>
+        <w:t>7.1  The 160 automated tests</w:t>
       </w:r>
     </w:p>
     <w:tbl>
@@ -13455,7 +13619,7 @@
                 <w:sz w:val="16"/>
                 <w:szCs w:val="16"/>
               </w:rPr>
-              <w:t xml:space="preserve">30</w:t>
+              <w:t>49</w:t>
             </w:r>
           </w:p>
         </w:tc>
@@ -13484,7 +13648,7 @@
                 <w:sz w:val="16"/>
                 <w:szCs w:val="16"/>
               </w:rPr>
-              <w:t xml:space="preserve">Each component's weighting · tier boundaries at exactly 80 and 50 · blank requirements contributing fully · the capping rule · half-up rounding · alias folding changing a score as expected · the conservatism guard (Java must not match JavaScript) · alias-table self-consistency · client-and-server table parity · a randomized sweep of 500 generated pairs proving both implementations agree exactly</w:t>
+              <w:t>Each component's weighting · tier boundaries at exactly 80 and 50 · blank requirements contributing fully · the capping rule · half-up rounding · alias folding changing a score as expected · the conservatism guard (Java must not match JavaScript) · alias-table self-consistency · client-and-server table parity · a randomized sweep of 500 generated pairs proving both implementations agree exactly. Also the half-credit rule for an unsourced skill — the constant, both branches, and the schema constraint that has to agree with it</w:t>
             </w:r>
           </w:p>
         </w:tc>
@@ -13544,7 +13708,7 @@
                 <w:sz w:val="16"/>
                 <w:szCs w:val="16"/>
               </w:rPr>
-              <w:t xml:space="preserve">26</w:t>
+              <w:t>52</w:t>
             </w:r>
           </w:p>
         </w:tc>
@@ -13574,6 +13738,362 @@
                 <w:szCs w:val="16"/>
               </w:rPr>
               <w:t xml:space="preserve">Registration and sign-in, including that a wrong email and a wrong password are indistinguishable · role guards on every protected group · a seeker cannot read or modify another seeker's résumé · a recruiter cannot see another company's applications · duplicate applications are refused · withdrawal is allowed only by the owner and only from a permitted state · scoring never involves the uploaded file</w:t>
+            </w:r>
+          </w:p>
+        </w:tc>
+      </w:tr>
+      <w:tr>
+        <w:tc>
+          <w:tcPr>
+            <w:tcW w:type="dxa" w:w="2434"/>
+            <w:tcMar>
+              <w:top w:type="dxa" w:w="80"/>
+              <w:left w:type="dxa" w:w="105"/>
+              <w:bottom w:type="dxa" w:w="80"/>
+              <w:right w:type="dxa" w:w="105"/>
+            </w:tcMar>
+          </w:tcPr>
+          <w:p>
+            <w:pPr>
+              <w:spacing w:after="0" w:before="0" w:line="255"/>
+            </w:pPr>
+            <w:r>
+              <w:rPr>
+                <w:rFonts w:ascii="Arial" w:cs="Arial" w:eastAsia="Arial" w:hAnsi="Arial"/>
+                <w:b w:val="false"/>
+                <w:bCs w:val="false"/>
+                <w:i w:val="false"/>
+                <w:iCs w:val="false"/>
+                <w:color w:val="333333"/>
+                <w:sz w:val="16"/>
+                <w:szCs w:val="16"/>
+              </w:rPr>
+              <w:t>server/tests/parse-resume.test.ts</w:t>
+            </w:r>
+          </w:p>
+        </w:tc>
+        <w:tc>
+          <w:tcPr>
+            <w:tcW w:type="dxa" w:w="749"/>
+            <w:tcMar>
+              <w:top w:type="dxa" w:w="80"/>
+              <w:left w:type="dxa" w:w="105"/>
+              <w:bottom w:type="dxa" w:w="80"/>
+              <w:right w:type="dxa" w:w="105"/>
+            </w:tcMar>
+          </w:tcPr>
+          <w:p>
+            <w:pPr>
+              <w:spacing w:after="0" w:before="0" w:line="255"/>
+            </w:pPr>
+            <w:r>
+              <w:rPr>
+                <w:rFonts w:ascii="Arial" w:cs="Arial" w:eastAsia="Arial" w:hAnsi="Arial"/>
+                <w:b w:val="false"/>
+                <w:bCs w:val="false"/>
+                <w:i w:val="false"/>
+                <w:iCs w:val="false"/>
+                <w:color w:val="333333"/>
+                <w:sz w:val="16"/>
+                <w:szCs w:val="16"/>
+              </w:rPr>
+              <w:t>26</w:t>
+            </w:r>
+          </w:p>
+        </w:tc>
+        <w:tc>
+          <w:tcPr>
+            <w:tcW w:type="dxa" w:w="6177"/>
+            <w:tcMar>
+              <w:top w:type="dxa" w:w="80"/>
+              <w:left w:type="dxa" w:w="105"/>
+              <w:bottom w:type="dxa" w:w="80"/>
+              <w:right w:type="dxa" w:w="105"/>
+            </w:tcMar>
+          </w:tcPr>
+          <w:p>
+            <w:pPr>
+              <w:spacing w:after="0" w:before="0" w:line="255"/>
+            </w:pPr>
+            <w:r>
+              <w:rPr>
+                <w:rFonts w:ascii="Arial" w:cs="Arial" w:eastAsia="Arial" w:hAnsi="Arial"/>
+                <w:b w:val="false"/>
+                <w:bCs w:val="false"/>
+                <w:i w:val="false"/>
+                <w:iCs w:val="false"/>
+                <w:color w:val="333333"/>
+                <w:sz w:val="16"/>
+                <w:szCs w:val="16"/>
+              </w:rPr>
+              <w:t>The rule-based document reader against real résumé shapes</w:t>
+            </w:r>
+          </w:p>
+        </w:tc>
+      </w:tr>
+      <w:tr>
+        <w:tc>
+          <w:tcPr>
+            <w:tcW w:type="dxa" w:w="2434"/>
+            <w:tcMar>
+              <w:top w:type="dxa" w:w="80"/>
+              <w:left w:type="dxa" w:w="105"/>
+              <w:bottom w:type="dxa" w:w="80"/>
+              <w:right w:type="dxa" w:w="105"/>
+            </w:tcMar>
+          </w:tcPr>
+          <w:p>
+            <w:pPr>
+              <w:spacing w:after="0" w:before="0" w:line="255"/>
+            </w:pPr>
+            <w:r>
+              <w:rPr>
+                <w:rFonts w:ascii="Arial" w:cs="Arial" w:eastAsia="Arial" w:hAnsi="Arial"/>
+                <w:b w:val="false"/>
+                <w:bCs w:val="false"/>
+                <w:i w:val="false"/>
+                <w:iCs w:val="false"/>
+                <w:color w:val="333333"/>
+                <w:sz w:val="16"/>
+                <w:szCs w:val="16"/>
+              </w:rPr>
+              <w:t>server/tests/mode-parity.test.ts</w:t>
+            </w:r>
+          </w:p>
+        </w:tc>
+        <w:tc>
+          <w:tcPr>
+            <w:tcW w:type="dxa" w:w="749"/>
+            <w:tcMar>
+              <w:top w:type="dxa" w:w="80"/>
+              <w:left w:type="dxa" w:w="105"/>
+              <w:bottom w:type="dxa" w:w="80"/>
+              <w:right w:type="dxa" w:w="105"/>
+            </w:tcMar>
+          </w:tcPr>
+          <w:p>
+            <w:pPr>
+              <w:spacing w:after="0" w:before="0" w:line="255"/>
+            </w:pPr>
+            <w:r>
+              <w:rPr>
+                <w:rFonts w:ascii="Arial" w:cs="Arial" w:eastAsia="Arial" w:hAnsi="Arial"/>
+                <w:b w:val="false"/>
+                <w:bCs w:val="false"/>
+                <w:i w:val="false"/>
+                <w:iCs w:val="false"/>
+                <w:color w:val="333333"/>
+                <w:sz w:val="16"/>
+                <w:szCs w:val="16"/>
+              </w:rPr>
+              <w:t>13</w:t>
+            </w:r>
+          </w:p>
+        </w:tc>
+        <w:tc>
+          <w:tcPr>
+            <w:tcW w:type="dxa" w:w="6177"/>
+            <w:tcMar>
+              <w:top w:type="dxa" w:w="80"/>
+              <w:left w:type="dxa" w:w="105"/>
+              <w:bottom w:type="dxa" w:w="80"/>
+              <w:right w:type="dxa" w:w="105"/>
+            </w:tcMar>
+          </w:tcPr>
+          <w:p>
+            <w:pPr>
+              <w:spacing w:after="0" w:before="0" w:line="255"/>
+            </w:pPr>
+            <w:r>
+              <w:rPr>
+                <w:rFonts w:ascii="Arial" w:cs="Arial" w:eastAsia="Arial" w:hAnsi="Arial"/>
+                <w:b w:val="false"/>
+                <w:bCs w:val="false"/>
+                <w:i w:val="false"/>
+                <w:iCs w:val="false"/>
+                <w:color w:val="333333"/>
+                <w:sz w:val="16"/>
+                <w:szCs w:val="16"/>
+              </w:rPr>
+              <w:t>The demo adapter and the API driven through the same operations, asserting identical results</w:t>
+            </w:r>
+          </w:p>
+        </w:tc>
+      </w:tr>
+      <w:tr>
+        <w:tc>
+          <w:tcPr>
+            <w:tcW w:type="dxa" w:w="2434"/>
+            <w:tcMar>
+              <w:top w:type="dxa" w:w="80"/>
+              <w:left w:type="dxa" w:w="105"/>
+              <w:bottom w:type="dxa" w:w="80"/>
+              <w:right w:type="dxa" w:w="105"/>
+            </w:tcMar>
+          </w:tcPr>
+          <w:p>
+            <w:pPr>
+              <w:spacing w:after="0" w:before="0" w:line="255"/>
+            </w:pPr>
+            <w:r>
+              <w:rPr>
+                <w:rFonts w:ascii="Arial" w:cs="Arial" w:eastAsia="Arial" w:hAnsi="Arial"/>
+                <w:b w:val="false"/>
+                <w:bCs w:val="false"/>
+                <w:i w:val="false"/>
+                <w:iCs w:val="false"/>
+                <w:color w:val="333333"/>
+                <w:sz w:val="16"/>
+                <w:szCs w:val="16"/>
+              </w:rPr>
+              <w:t>server/tests/email.test.ts</w:t>
+            </w:r>
+          </w:p>
+        </w:tc>
+        <w:tc>
+          <w:tcPr>
+            <w:tcW w:type="dxa" w:w="749"/>
+            <w:tcMar>
+              <w:top w:type="dxa" w:w="80"/>
+              <w:left w:type="dxa" w:w="105"/>
+              <w:bottom w:type="dxa" w:w="80"/>
+              <w:right w:type="dxa" w:w="105"/>
+            </w:tcMar>
+          </w:tcPr>
+          <w:p>
+            <w:pPr>
+              <w:spacing w:after="0" w:before="0" w:line="255"/>
+            </w:pPr>
+            <w:r>
+              <w:rPr>
+                <w:rFonts w:ascii="Arial" w:cs="Arial" w:eastAsia="Arial" w:hAnsi="Arial"/>
+                <w:b w:val="false"/>
+                <w:bCs w:val="false"/>
+                <w:i w:val="false"/>
+                <w:iCs w:val="false"/>
+                <w:color w:val="333333"/>
+                <w:sz w:val="16"/>
+                <w:szCs w:val="16"/>
+              </w:rPr>
+              <w:t>10</w:t>
+            </w:r>
+          </w:p>
+        </w:tc>
+        <w:tc>
+          <w:tcPr>
+            <w:tcW w:type="dxa" w:w="6177"/>
+            <w:tcMar>
+              <w:top w:type="dxa" w:w="80"/>
+              <w:left w:type="dxa" w:w="105"/>
+              <w:bottom w:type="dxa" w:w="80"/>
+              <w:right w:type="dxa" w:w="105"/>
+            </w:tcMar>
+          </w:tcPr>
+          <w:p>
+            <w:pPr>
+              <w:spacing w:after="0" w:before="0" w:line="255"/>
+            </w:pPr>
+            <w:r>
+              <w:rPr>
+                <w:rFonts w:ascii="Arial" w:cs="Arial" w:eastAsia="Arial" w:hAnsi="Arial"/>
+                <w:b w:val="false"/>
+                <w:bCs w:val="false"/>
+                <w:i w:val="false"/>
+                <w:iCs w:val="false"/>
+                <w:color w:val="333333"/>
+                <w:sz w:val="16"/>
+                <w:szCs w:val="16"/>
+              </w:rPr>
+              <w:t>Verification codes, password reset and change of address, against a local SMTP sink</w:t>
+            </w:r>
+          </w:p>
+        </w:tc>
+      </w:tr>
+      <w:tr>
+        <w:tc>
+          <w:tcPr>
+            <w:tcW w:type="dxa" w:w="2434"/>
+            <w:tcMar>
+              <w:top w:type="dxa" w:w="80"/>
+              <w:left w:type="dxa" w:w="105"/>
+              <w:bottom w:type="dxa" w:w="80"/>
+              <w:right w:type="dxa" w:w="105"/>
+            </w:tcMar>
+          </w:tcPr>
+          <w:p>
+            <w:pPr>
+              <w:spacing w:after="0" w:before="0" w:line="255"/>
+            </w:pPr>
+            <w:r>
+              <w:rPr>
+                <w:rFonts w:ascii="Arial" w:cs="Arial" w:eastAsia="Arial" w:hAnsi="Arial"/>
+                <w:b w:val="false"/>
+                <w:bCs w:val="false"/>
+                <w:i w:val="false"/>
+                <w:iCs w:val="false"/>
+                <w:color w:val="333333"/>
+                <w:sz w:val="16"/>
+                <w:szCs w:val="16"/>
+              </w:rPr>
+              <w:t>server/tests/analyze.test.ts</w:t>
+            </w:r>
+          </w:p>
+        </w:tc>
+        <w:tc>
+          <w:tcPr>
+            <w:tcW w:type="dxa" w:w="749"/>
+            <w:tcMar>
+              <w:top w:type="dxa" w:w="80"/>
+              <w:left w:type="dxa" w:w="105"/>
+              <w:bottom w:type="dxa" w:w="80"/>
+              <w:right w:type="dxa" w:w="105"/>
+            </w:tcMar>
+          </w:tcPr>
+          <w:p>
+            <w:pPr>
+              <w:spacing w:after="0" w:before="0" w:line="255"/>
+            </w:pPr>
+            <w:r>
+              <w:rPr>
+                <w:rFonts w:ascii="Arial" w:cs="Arial" w:eastAsia="Arial" w:hAnsi="Arial"/>
+                <w:b w:val="false"/>
+                <w:bCs w:val="false"/>
+                <w:i w:val="false"/>
+                <w:iCs w:val="false"/>
+                <w:color w:val="333333"/>
+                <w:sz w:val="16"/>
+                <w:szCs w:val="16"/>
+              </w:rPr>
+              <w:t>10</w:t>
+            </w:r>
+          </w:p>
+        </w:tc>
+        <w:tc>
+          <w:tcPr>
+            <w:tcW w:type="dxa" w:w="6177"/>
+            <w:tcMar>
+              <w:top w:type="dxa" w:w="80"/>
+              <w:left w:type="dxa" w:w="105"/>
+              <w:bottom w:type="dxa" w:w="80"/>
+              <w:right w:type="dxa" w:w="105"/>
+            </w:tcMar>
+          </w:tcPr>
+          <w:p>
+            <w:pPr>
+              <w:spacing w:after="0" w:before="0" w:line="255"/>
+            </w:pPr>
+            <w:r>
+              <w:rPr>
+                <w:rFonts w:ascii="Arial" w:cs="Arial" w:eastAsia="Arial" w:hAnsi="Arial"/>
+                <w:b w:val="false"/>
+                <w:bCs w:val="false"/>
+                <w:i w:val="false"/>
+                <w:iCs w:val="false"/>
+                <w:color w:val="333333"/>
+                <w:sz w:val="16"/>
+                <w:szCs w:val="16"/>
+              </w:rPr>
+              <w:t>The Gemini path, its failure modes and the fallback — asserting no score ever comes back from that route</w:t>
             </w:r>
           </w:p>
         </w:tc>
@@ -13694,7 +14214,7 @@
           <w:sz w:val="19"/>
           <w:szCs w:val="19"/>
         </w:rPr>
-        <w:t xml:space="preserve">All eight résumé designs checked on screen and on the printed sheet.</w:t>
+        <w:t>All fourteen résumé designs checked on screen and on the printed sheet.</w:t>
       </w:r>
     </w:p>
     <w:p>

--- a/05_Website_Angular/docs/ResumeMatch-PH-Complete-Documentation.docx
+++ b/05_Website_Angular/docs/ResumeMatch-PH-Complete-Documentation.docx
@@ -474,7 +474,7 @@
                 <w:sz w:val="16"/>
                 <w:szCs w:val="16"/>
               </w:rPr>
-              <w:t xml:space="preserve">All 45 endpoints, guards, security, email, AI extraction</w:t>
+              <w:t>All 55 endpoints, guards, security, email, AI extraction</w:t>
             </w:r>
           </w:p>
         </w:tc>
@@ -534,7 +534,7 @@
                 <w:sz w:val="16"/>
                 <w:szCs w:val="16"/>
               </w:rPr>
-              <w:t xml:space="preserve">All 18 tables, relationships, migrations, the audit trail</w:t>
+              <w:t>All 22 tables, relationships, migrations, the audit trail</w:t>
             </w:r>
           </w:p>
         </w:tc>
@@ -654,7 +654,7 @@
                 <w:sz w:val="16"/>
                 <w:szCs w:val="16"/>
               </w:rPr>
-              <w:t xml:space="preserve">The 56 automated tests, continuous integration, manual verification</w:t>
+              <w:t>The 160 automated tests, continuous integration, manual verification</w:t>
             </w:r>
           </w:p>
         </w:tc>
@@ -1135,7 +1135,7 @@
                 <w:sz w:val="16"/>
                 <w:szCs w:val="16"/>
               </w:rPr>
-              <w:t xml:space="preserve">Build, save and manage multiple résumés · pick one of 8 designs · export PDF/Word/text · upload an optional own-format file · browse and save openings · see a match score for every opening · apply · track and withdraw applications · receive alerts for new postings</w:t>
+              <w:t>Build, save and manage multiple résumés · pick one of 14 designs · export PDF/Word/text · upload an optional own-format file · browse and save openings · see a match score for every opening · apply · track and withdraw applications · receive alerts for new postings</w:t>
             </w:r>
           </w:p>
         </w:tc>
@@ -10336,7 +10336,7 @@
           <w:sz w:val="22"/>
           <w:szCs w:val="22"/>
         </w:rPr>
-        <w:t xml:space="preserve">5.1  All 18 tables</w:t>
+        <w:t>5.1  All 22 tables</w:t>
       </w:r>
     </w:p>
     <w:tbl>
@@ -11190,6 +11190,273 @@
                 <w:sz w:val="16"/>
                 <w:szCs w:val="16"/>
               </w:rPr>
+              <w:t>projects</w:t>
+            </w:r>
+          </w:p>
+        </w:tc>
+        <w:tc>
+          <w:tcPr>
+            <w:tcW w:type="dxa" w:w="3182"/>
+            <w:tcMar>
+              <w:top w:type="dxa" w:w="80"/>
+              <w:left w:type="dxa" w:w="105"/>
+              <w:bottom w:type="dxa" w:w="80"/>
+              <w:right w:type="dxa" w:w="105"/>
+            </w:tcMar>
+          </w:tcPr>
+          <w:p>
+            <w:pPr>
+              <w:spacing w:after="0" w:before="0" w:line="255"/>
+            </w:pPr>
+            <w:r>
+              <w:rPr>
+                <w:rFonts w:ascii="Arial" w:cs="Arial" w:eastAsia="Arial" w:hAnsi="Arial"/>
+                <w:b w:val="false"/>
+                <w:bCs w:val="false"/>
+                <w:i w:val="false"/>
+                <w:iCs w:val="false"/>
+                <w:color w:val="333333"/>
+                <w:sz w:val="16"/>
+                <w:szCs w:val="16"/>
+              </w:rPr>
+              <w:t>Project entries</w:t>
+            </w:r>
+          </w:p>
+        </w:tc>
+        <w:tc>
+          <w:tcPr>
+            <w:tcW w:type="dxa" w:w="4119"/>
+            <w:tcMar>
+              <w:top w:type="dxa" w:w="80"/>
+              <w:left w:type="dxa" w:w="105"/>
+              <w:bottom w:type="dxa" w:w="80"/>
+              <w:right w:type="dxa" w:w="105"/>
+            </w:tcMar>
+          </w:tcPr>
+          <w:p>
+            <w:pPr>
+              <w:spacing w:after="0" w:before="0" w:line="255"/>
+            </w:pPr>
+            <w:r>
+              <w:rPr>
+                <w:rFonts w:ascii="Arial" w:cs="Arial" w:eastAsia="Arial" w:hAnsi="Arial"/>
+                <w:b w:val="false"/>
+                <w:bCs w:val="false"/>
+                <w:i w:val="false"/>
+                <w:iCs w:val="false"/>
+                <w:color w:val="333333"/>
+                <w:sz w:val="16"/>
+                <w:szCs w:val="16"/>
+              </w:rPr>
+              <w:t>Stored, printed and shown to the recruiter — not scored</w:t>
+            </w:r>
+          </w:p>
+        </w:tc>
+      </w:tr>
+      <w:tr>
+        <w:tc>
+          <w:tcPr>
+            <w:tcW w:type="dxa" w:w="2059"/>
+            <w:tcMar>
+              <w:top w:type="dxa" w:w="80"/>
+              <w:left w:type="dxa" w:w="105"/>
+              <w:bottom w:type="dxa" w:w="80"/>
+              <w:right w:type="dxa" w:w="105"/>
+            </w:tcMar>
+          </w:tcPr>
+          <w:p>
+            <w:pPr>
+              <w:spacing w:after="0" w:before="0" w:line="255"/>
+            </w:pPr>
+            <w:r>
+              <w:rPr>
+                <w:rFonts w:ascii="Arial" w:cs="Arial" w:eastAsia="Arial" w:hAnsi="Arial"/>
+                <w:b w:val="false"/>
+                <w:bCs w:val="false"/>
+                <w:i w:val="false"/>
+                <w:iCs w:val="false"/>
+                <w:color w:val="333333"/>
+                <w:sz w:val="16"/>
+                <w:szCs w:val="16"/>
+              </w:rPr>
+              <w:t>resume_languages</w:t>
+            </w:r>
+          </w:p>
+        </w:tc>
+        <w:tc>
+          <w:tcPr>
+            <w:tcW w:type="dxa" w:w="3182"/>
+            <w:tcMar>
+              <w:top w:type="dxa" w:w="80"/>
+              <w:left w:type="dxa" w:w="105"/>
+              <w:bottom w:type="dxa" w:w="80"/>
+              <w:right w:type="dxa" w:w="105"/>
+            </w:tcMar>
+          </w:tcPr>
+          <w:p>
+            <w:pPr>
+              <w:spacing w:after="0" w:before="0" w:line="255"/>
+            </w:pPr>
+            <w:r>
+              <w:rPr>
+                <w:rFonts w:ascii="Arial" w:cs="Arial" w:eastAsia="Arial" w:hAnsi="Arial"/>
+                <w:b w:val="false"/>
+                <w:bCs w:val="false"/>
+                <w:i w:val="false"/>
+                <w:iCs w:val="false"/>
+                <w:color w:val="333333"/>
+                <w:sz w:val="16"/>
+                <w:szCs w:val="16"/>
+              </w:rPr>
+              <w:t>Languages and proficiency</w:t>
+            </w:r>
+          </w:p>
+        </w:tc>
+        <w:tc>
+          <w:tcPr>
+            <w:tcW w:type="dxa" w:w="4119"/>
+            <w:tcMar>
+              <w:top w:type="dxa" w:w="80"/>
+              <w:left w:type="dxa" w:w="105"/>
+              <w:bottom w:type="dxa" w:w="80"/>
+              <w:right w:type="dxa" w:w="105"/>
+            </w:tcMar>
+          </w:tcPr>
+          <w:p>
+            <w:pPr>
+              <w:spacing w:after="0" w:before="0" w:line="255"/>
+            </w:pPr>
+            <w:r>
+              <w:rPr>
+                <w:rFonts w:ascii="Arial" w:cs="Arial" w:eastAsia="Arial" w:hAnsi="Arial"/>
+                <w:b w:val="false"/>
+                <w:bCs w:val="false"/>
+                <w:i w:val="false"/>
+                <w:iCs w:val="false"/>
+                <w:color w:val="333333"/>
+                <w:sz w:val="16"/>
+                <w:szCs w:val="16"/>
+              </w:rPr>
+              <w:t>Text only, never a bar or star rating — not scored</w:t>
+            </w:r>
+          </w:p>
+        </w:tc>
+      </w:tr>
+      <w:tr>
+        <w:tc>
+          <w:tcPr>
+            <w:tcW w:type="dxa" w:w="2059"/>
+            <w:tcMar>
+              <w:top w:type="dxa" w:w="80"/>
+              <w:left w:type="dxa" w:w="105"/>
+              <w:bottom w:type="dxa" w:w="80"/>
+              <w:right w:type="dxa" w:w="105"/>
+            </w:tcMar>
+          </w:tcPr>
+          <w:p>
+            <w:pPr>
+              <w:spacing w:after="0" w:before="0" w:line="255"/>
+            </w:pPr>
+            <w:r>
+              <w:rPr>
+                <w:rFonts w:ascii="Arial" w:cs="Arial" w:eastAsia="Arial" w:hAnsi="Arial"/>
+                <w:b w:val="false"/>
+                <w:bCs w:val="false"/>
+                <w:i w:val="false"/>
+                <w:iCs w:val="false"/>
+                <w:color w:val="333333"/>
+                <w:sz w:val="16"/>
+                <w:szCs w:val="16"/>
+              </w:rPr>
+              <w:t>resume_references</w:t>
+            </w:r>
+          </w:p>
+        </w:tc>
+        <w:tc>
+          <w:tcPr>
+            <w:tcW w:type="dxa" w:w="3182"/>
+            <w:tcMar>
+              <w:top w:type="dxa" w:w="80"/>
+              <w:left w:type="dxa" w:w="105"/>
+              <w:bottom w:type="dxa" w:w="80"/>
+              <w:right w:type="dxa" w:w="105"/>
+            </w:tcMar>
+          </w:tcPr>
+          <w:p>
+            <w:pPr>
+              <w:spacing w:after="0" w:before="0" w:line="255"/>
+            </w:pPr>
+            <w:r>
+              <w:rPr>
+                <w:rFonts w:ascii="Arial" w:cs="Arial" w:eastAsia="Arial" w:hAnsi="Arial"/>
+                <w:b w:val="false"/>
+                <w:bCs w:val="false"/>
+                <w:i w:val="false"/>
+                <w:iCs w:val="false"/>
+                <w:color w:val="333333"/>
+                <w:sz w:val="16"/>
+                <w:szCs w:val="16"/>
+              </w:rPr>
+              <w:t>Named references</w:t>
+            </w:r>
+          </w:p>
+        </w:tc>
+        <w:tc>
+          <w:tcPr>
+            <w:tcW w:type="dxa" w:w="4119"/>
+            <w:tcMar>
+              <w:top w:type="dxa" w:w="80"/>
+              <w:left w:type="dxa" w:w="105"/>
+              <w:bottom w:type="dxa" w:w="80"/>
+              <w:right w:type="dxa" w:w="105"/>
+            </w:tcMar>
+          </w:tcPr>
+          <w:p>
+            <w:pPr>
+              <w:spacing w:after="0" w:before="0" w:line="255"/>
+            </w:pPr>
+            <w:r>
+              <w:rPr>
+                <w:rFonts w:ascii="Arial" w:cs="Arial" w:eastAsia="Arial" w:hAnsi="Arial"/>
+                <w:b w:val="false"/>
+                <w:bCs w:val="false"/>
+                <w:i w:val="false"/>
+                <w:iCs w:val="false"/>
+                <w:color w:val="333333"/>
+                <w:sz w:val="16"/>
+                <w:szCs w:val="16"/>
+              </w:rPr>
+              <w:t>Stored and printed at the applicant’s choice — not scored</w:t>
+            </w:r>
+          </w:p>
+        </w:tc>
+      </w:tr>
+      <w:tr>
+        <w:tc>
+          <w:tcPr>
+            <w:tcW w:type="dxa" w:w="2059"/>
+            <w:tcMar>
+              <w:top w:type="dxa" w:w="80"/>
+              <w:left w:type="dxa" w:w="105"/>
+              <w:bottom w:type="dxa" w:w="80"/>
+              <w:right w:type="dxa" w:w="105"/>
+            </w:tcMar>
+          </w:tcPr>
+          <w:p>
+            <w:pPr>
+              <w:spacing w:after="0" w:before="0" w:line="255"/>
+            </w:pPr>
+            <w:r>
+              <w:rPr>
+                <w:rFonts w:ascii="Arial" w:cs="Arial" w:eastAsia="Arial" w:hAnsi="Arial"/>
+                <w:b w:val="false"/>
+                <w:bCs w:val="false"/>
+                <w:i w:val="false"/>
+                <w:iCs w:val="false"/>
+                <w:color w:val="333333"/>
+                <w:sz w:val="16"/>
+                <w:szCs w:val="16"/>
+              </w:rPr>
               <w:t xml:space="preserve">skills</w:t>
             </w:r>
           </w:p>
@@ -16566,7 +16833,7 @@
           <w:sz w:val="19"/>
           <w:szCs w:val="19"/>
         </w:rPr>
-        <w:t xml:space="preserve">About 11,700 lines across the client and server, excluding dependencies — 18 page components, 12 route files, 18 database tables, and 56 tests.</w:t>
+        <w:t>About 19,000 lines across the client and server, excluding dependencies — 18 page components, 12 route files, 22 database tables, and 160 tests.</w:t>
       </w:r>
     </w:p>
     <w:p>
@@ -17551,7 +17818,7 @@
           <w:sz w:val="19"/>
           <w:szCs w:val="19"/>
         </w:rPr>
-        <w:t xml:space="preserve">Because all eight are single-column with no tables, text boxes, columns or graphics — the things that break parsers. The design changes what a human sees; the structured data behind it is identical. That is the whole point of calling them ATS-safe.</w:t>
+        <w:t>Because all fourteen are single-column with no tables, text boxes, columns or graphics — the things that break parsers. The design changes what a human sees; the structured data behind it is identical. That is the whole point of calling them ATS-safe.</w:t>
       </w:r>
     </w:p>
     <w:p>
@@ -17939,7 +18206,7 @@
           <w:sz w:val="19"/>
           <w:szCs w:val="19"/>
         </w:rPr>
-        <w:t xml:space="preserve">56 automated tests — 30 on the matching engine and 26 driving the real server over HTTP against a temporary database — running on every code change through continuous integration, plus manual verification of every page at phone and desktop widths in both themes, plus the ISO 25010 evaluation with users.</w:t>
+        <w:t>160 automated tests across six suites — 49 on the matching engine, 52 driving the real server over HTTP against a temporary database, and the rest on the document reader, browser-versus-server parity, email delivery and extraction — running on every code change through continuous integration, plus manual verification of every page at phone and desktop widths in both themes, plus the ISO 25010 evaluation with users.</w:t>
       </w:r>
     </w:p>
     <w:p>
@@ -18442,7 +18709,7 @@
           <w:sz w:val="19"/>
           <w:szCs w:val="19"/>
         </w:rPr>
-        <w:t xml:space="preserve">Answer from your own experience rather than reciting. Good honest candidates: keeping the demo adapter behaviourally identical to the server so the demonstration is not a lie; making all eight designs survive both the screen and the printed page; and getting the theme applied before first paint without violating the Content Security Policy.</w:t>
+        <w:t>Answer from your own experience rather than reciting. Good honest candidates: keeping the demo adapter behaviourally identical to the server so the demonstration is not a lie; making all fourteen designs survive both the screen and the printed page; and getting the theme applied before first paint without violating the Content Security Policy.</w:t>
       </w:r>
     </w:p>
     <w:p>

--- a/05_Website_Angular/docs/ResumeMatch-PH-Complete-Documentation.docx
+++ b/05_Website_Angular/docs/ResumeMatch-PH-Complete-Documentation.docx
@@ -917,7 +917,7 @@
           <w:sz w:val="19"/>
           <w:szCs w:val="19"/>
         </w:rPr>
-        <w:t xml:space="preserve">The platform lets a job seeker build a structured, ATS-safe résumé through a guided wizard, then scores that résumé against every real opening posted by a partner company and shows the result honestly — including which required skills are missing. Recruiters receive applications already scored and ranked, with the arithmetic visible. Nobody is ever rejected by the system.</w:t>
+        <w:t>The platform lets a job seeker build a structured, ATS-safe résumé through a guided wizard, then scores that résumé against every real opening posted by a partner company and shows the result honestly — including how much of the requirement is unmet, and of what kind. Recruiters receive applications already scored and ranked, with the arithmetic visible. Nobody is ever rejected by the system.</w:t>
       </w:r>
     </w:p>
     <w:p>
@@ -6011,7 +6011,7 @@
                 <w:sz w:val="16"/>
                 <w:szCs w:val="16"/>
               </w:rPr>
-              <w:t xml:space="preserve">Match scores for every opening, grouped by tier, with missing skills named and score-gap coaching. Applications and their statuses.</w:t>
+              <w:t>Match scores for every opening, grouped by tier, with unmet requirements stated by number and kind, and score-gap coaching. Applications and their statuses.</w:t>
             </w:r>
           </w:p>
         </w:tc>
@@ -15732,7 +15732,7 @@
           <w:sz w:val="19"/>
           <w:szCs w:val="19"/>
         </w:rPr>
-        <w:t xml:space="preserve">A résumé builder's job ends when the document is produced. Ours begins there: the same structured data is scored against real openings, and the applicant is told which specific skills are missing. We are also free with no premium tier, and the designs are constrained to what an ATS can actually read.</w:t>
+        <w:t>A résumé builder's job ends when the document is produced. Ours begins there: the same structured data is scored against real openings, and the applicant is told how much of the requirement they meet and what kind they do not. We are also free with no premium tier, and the designs are constrained to what an ATS can actually read.</w:t>
       </w:r>
     </w:p>
     <w:p>
@@ -18137,7 +18137,7 @@
           <w:sz w:val="19"/>
           <w:szCs w:val="19"/>
         </w:rPr>
-        <w:t xml:space="preserve">That is precisely the practice we are arguing against. A hidden score tells a rejected applicant nothing and teaches them nothing. Showing the score with the missing skills named turns a rejection into actionable advice, and it is the clearest ethical difference between our system and a commercial ATS.</w:t>
+        <w:t>That is precisely the practice we are arguing against. A hidden score tells a rejected applicant nothing and teaches them nothing. Showing the score with an account of what was not met turns a rejection into actionable advice, and it is the clearest ethical difference between our system and a commercial ATS.</w:t>
       </w:r>
     </w:p>
     <w:p>

--- a/05_Website_Angular/docs/ResumeMatch-PH-Complete-Documentation.docx
+++ b/05_Website_Angular/docs/ResumeMatch-PH-Complete-Documentation.docx
@@ -2608,7 +2608,7 @@
           <w:sz w:val="19"/>
           <w:szCs w:val="19"/>
         </w:rPr>
-        <w:t xml:space="preserve">A match score against every opening, with matched and missing skills named</w:t>
+        <w:t>A match score against every opening, with the matched skills named and the unmet ones reported only as a count and a kind</w:t>
       </w:r>
     </w:p>
     <w:p>
@@ -2631,7 +2631,7 @@
           <w:sz w:val="19"/>
           <w:szCs w:val="19"/>
         </w:rPr>
-        <w:t xml:space="preserve">Score-gap coaching — the specific skills that would raise the score</w:t>
+        <w:t>Score-gap coaching — how many skills would raise the score, and of what kind</w:t>
       </w:r>
     </w:p>
     <w:p>

--- a/05_Website_Angular/docs/ResumeMatch-PH-Complete-Documentation.docx
+++ b/05_Website_Angular/docs/ResumeMatch-PH-Complete-Documentation.docx
@@ -654,7 +654,7 @@
                 <w:sz w:val="16"/>
                 <w:szCs w:val="16"/>
               </w:rPr>
-              <w:t>The 160 automated tests, continuous integration, manual verification</w:t>
+              <w:t>The 196 automated tests, continuous integration, manual verification</w:t>
             </w:r>
           </w:p>
         </w:tc>
@@ -13715,7 +13715,7 @@
           <w:sz w:val="22"/>
           <w:szCs w:val="22"/>
         </w:rPr>
-        <w:t>7.1  The 160 automated tests</w:t>
+        <w:t>7.1  The 196 automated tests</w:t>
       </w:r>
     </w:p>
     <w:tbl>
@@ -13886,7 +13886,7 @@
                 <w:sz w:val="16"/>
                 <w:szCs w:val="16"/>
               </w:rPr>
-              <w:t>49</w:t>
+              <w:t>51</w:t>
             </w:r>
           </w:p>
         </w:tc>
@@ -16833,7 +16833,7 @@
           <w:sz w:val="19"/>
           <w:szCs w:val="19"/>
         </w:rPr>
-        <w:t>About 19,000 lines across the client and server, excluding dependencies — 18 page components, 12 route files, 22 database tables, and 160 tests.</w:t>
+        <w:t>About 19,000 lines across the client and server, excluding dependencies — 18 page components, 12 route files, 22 database tables, and 196 tests.</w:t>
       </w:r>
     </w:p>
     <w:p>
@@ -18206,7 +18206,7 @@
           <w:sz w:val="19"/>
           <w:szCs w:val="19"/>
         </w:rPr>
-        <w:t>160 automated tests across six suites — 49 on the matching engine, 52 driving the real server over HTTP against a temporary database, and the rest on the document reader, browser-versus-server parity, email delivery and extraction — running on every code change through continuous integration, plus manual verification of every page at phone and desktop widths in both themes, plus the ISO 25010 evaluation with users.</w:t>
+        <w:t>196 automated tests across eight suites — 51 on the matching engine, 53 driving the real server over HTTP against a temporary database, and the rest on the document reader, browser-versus-server parity, email delivery and extraction — running on every code change through continuous integration, plus manual verification of every page at phone and desktop widths in both themes, plus the ISO 25010 evaluation with users.</w:t>
       </w:r>
     </w:p>
     <w:p>

--- a/05_Website_Angular/docs/ResumeMatch-PH-Complete-Documentation.docx
+++ b/05_Website_Angular/docs/ResumeMatch-PH-Complete-Documentation.docx
@@ -654,7 +654,7 @@
                 <w:sz w:val="16"/>
                 <w:szCs w:val="16"/>
               </w:rPr>
-              <w:t>The 196 automated tests, continuous integration, manual verification</w:t>
+              <w:t>The 198 automated tests, continuous integration, manual verification</w:t>
             </w:r>
           </w:p>
         </w:tc>
@@ -13715,7 +13715,7 @@
           <w:sz w:val="22"/>
           <w:szCs w:val="22"/>
         </w:rPr>
-        <w:t>7.1  The 196 automated tests</w:t>
+        <w:t>7.1  The 198 automated tests</w:t>
       </w:r>
     </w:p>
     <w:tbl>
@@ -16833,7 +16833,7 @@
           <w:sz w:val="19"/>
           <w:szCs w:val="19"/>
         </w:rPr>
-        <w:t>About 19,000 lines across the client and server, excluding dependencies — 18 page components, 12 route files, 22 database tables, and 196 tests.</w:t>
+        <w:t>About 19,000 lines across the client and server, excluding dependencies — 18 page components, 12 route files, 22 database tables, and 198 tests.</w:t>
       </w:r>
     </w:p>
     <w:p>
@@ -18206,7 +18206,7 @@
           <w:sz w:val="19"/>
           <w:szCs w:val="19"/>
         </w:rPr>
-        <w:t>196 automated tests across eight suites — 51 on the matching engine, 53 driving the real server over HTTP against a temporary database, and the rest on the document reader, browser-versus-server parity, email delivery and extraction — running on every code change through continuous integration, plus manual verification of every page at phone and desktop widths in both themes, plus the ISO 25010 evaluation with users.</w:t>
+        <w:t>198 automated tests across eight suites — 51 on the matching engine, 53 driving the real server over HTTP against a temporary database, and the rest on the document reader, browser-versus-server parity, email delivery and extraction — running on every code change through continuous integration, plus manual verification of every page at phone and desktop widths in both themes, plus the ISO 25010 evaluation with users.</w:t>
       </w:r>
     </w:p>
     <w:p>
